--- a/backend/8.2/8.2.2/8.2.2.1/8.2.2.1.1/8.2.2.1.1-03/Протокол ЛЭК защита ВКР бизнес информатика.docx
+++ b/backend/8.2/8.2.2/8.2.2.1/8.2.2.1.1/8.2.2.1.1-03/Протокол ЛЭК защита ВКР бизнес информатика.docx
@@ -4,7 +4,158 @@
   <w:body>
     <w:p>
       <w:r>
-        <w:t>Протокол ЛЭК защита ВКР бизнес информатика</w:t>
+        <w:t>ПРОТОКОЛ № 01</w:t>
+      </w:r>
+    </w:p>
+    <w:p>
+      <w:r>
+        <w:t>заседания ЛЭК по защите выпускных квалификационных работ</w:t>
+      </w:r>
+    </w:p>
+    <w:p>
+      <w:r>
+        <w:t>ОПБ «Бизнес-информатика»</w:t>
+      </w:r>
+    </w:p>
+    <w:p/>
+    <w:p>
+      <w:r>
+        <w:t>Федеральное государственное автономное образовательное учреждение высшего образования</w:t>
+      </w:r>
+    </w:p>
+    <w:p>
+      <w:r>
+        <w:t>«Национальный исследовательский университет «Высшая школа экономики»</w:t>
+      </w:r>
+    </w:p>
+    <w:p>
+      <w:r>
+        <w:t>Пермский кампус</w:t>
+      </w:r>
+    </w:p>
+    <w:p/>
+    <w:p>
+      <w:r>
+        <w:t>«15» июня 2026 г.</w:t>
+      </w:r>
+    </w:p>
+    <w:p>
+      <w:r>
+        <w:t>г. Пермь</w:t>
+      </w:r>
+    </w:p>
+    <w:p/>
+    <w:p>
+      <w:r>
+        <w:t>Присутствовали:</w:t>
+      </w:r>
+    </w:p>
+    <w:p>
+      <w:r>
+        <w:t>Председатель ЛЭК: Иванов И.И., академический руководитель образовательной программы.</w:t>
+      </w:r>
+    </w:p>
+    <w:p>
+      <w:r>
+        <w:t>Члены комиссии: Петрова А.С., Сидоров В.Н., Кузнецов Е.П.</w:t>
+      </w:r>
+    </w:p>
+    <w:p>
+      <w:r>
+        <w:t>Секретарь комиссии: Смирнова Т.А.</w:t>
+      </w:r>
+    </w:p>
+    <w:p/>
+    <w:p>
+      <w:r>
+        <w:t>СЛУШАЛИ:</w:t>
+      </w:r>
+    </w:p>
+    <w:p>
+      <w:r>
+        <w:t>студента 4 курса направления подготовки 38.03.05 Бизнес-информатика</w:t>
+      </w:r>
+    </w:p>
+    <w:p>
+      <w:r>
+        <w:t>Фамилия Имя Отчество</w:t>
+      </w:r>
+    </w:p>
+    <w:p/>
+    <w:p>
+      <w:r>
+        <w:t>Тема ВКР:</w:t>
+      </w:r>
+    </w:p>
+    <w:p>
+      <w:r>
+        <w:t>«Разработка системы аналитики клиентских данных для цифровой платформы»</w:t>
+      </w:r>
+    </w:p>
+    <w:p/>
+    <w:p>
+      <w:r>
+        <w:t>Руководитель ВКР: доцент кафедры информационных технологий Орлова Е.В.</w:t>
+      </w:r>
+    </w:p>
+    <w:p/>
+    <w:p>
+      <w:r>
+        <w:t>После доклада студенту были заданы вопросы по методологии исследования, архитектуре системы и экономическому обоснованию проекта.</w:t>
+      </w:r>
+    </w:p>
+    <w:p/>
+    <w:p>
+      <w:r>
+        <w:t>Комиссией отмечено:</w:t>
+      </w:r>
+    </w:p>
+    <w:p>
+      <w:r>
+        <w:t>работа выполнена на актуальную тему, содержит практические результаты.</w:t>
+      </w:r>
+    </w:p>
+    <w:p>
+      <w:r>
+        <w:t>Требуется доработка раздела оценки эффективности внедрения и уточнение выводов.</w:t>
+      </w:r>
+    </w:p>
+    <w:p/>
+    <w:p>
+      <w:r>
+        <w:t>ПОСТАНОВИЛИ:</w:t>
+      </w:r>
+    </w:p>
+    <w:p/>
+    <w:p>
+      <w:r>
+        <w:t>Признать выпускную квалификационную работу соответствующей требованиям образовательной программы.</w:t>
+      </w:r>
+    </w:p>
+    <w:p>
+      <w:r>
+        <w:t>Рекомендовать обучающемуся устранить замечания комиссии.</w:t>
+      </w:r>
+    </w:p>
+    <w:p>
+      <w:r>
+        <w:t>Допустить студента к итоговой защите ВКР в ГЭК.</w:t>
+      </w:r>
+    </w:p>
+    <w:p>
+      <w:r>
+        <w:t>Предварительная оценка уровня подготовки – хорошая.</w:t>
+      </w:r>
+    </w:p>
+    <w:p/>
+    <w:p>
+      <w:r>
+        <w:t>Председатель ЛЭК __________ /Иванов И.И./</w:t>
+      </w:r>
+    </w:p>
+    <w:p>
+      <w:r>
+        <w:t>Секретарь ЛЭК __________ /Смирнова Т.А./</w:t>
       </w:r>
       <w:bookmarkStart w:id="0" w:name="_GoBack"/>
       <w:bookmarkEnd w:id="0"/>
